--- a/5-人员管理/运行记录类文件/HFSJ-ITSS-0511-2025年度人员管理报告.docx
+++ b/5-人员管理/运行记录类文件/HFSJ-ITSS-0511-2025年度人员管理报告.docx
@@ -4444,7 +4444,7 @@
         <w:fldChar w:fldCharType="begin"/>
       </w:r>
       <w:r>
-        <w:instrText xml:space="preserve"> HYPERLINK \l _Toc21501 </w:instrText>
+        <w:instrText xml:space="preserve"> HYPERLINK \l _Toc13138 </w:instrText>
       </w:r>
       <w:r>
         <w:fldChar w:fldCharType="separate"/>
@@ -4497,7 +4497,7 @@
         <w:fldChar w:fldCharType="begin"/>
       </w:r>
       <w:r>
-        <w:instrText xml:space="preserve"> PAGEREF _Toc21501 \h </w:instrText>
+        <w:instrText xml:space="preserve"> PAGEREF _Toc13138 \h </w:instrText>
       </w:r>
       <w:r>
         <w:fldChar w:fldCharType="separate"/>
@@ -4523,7 +4523,7 @@
         <w:fldChar w:fldCharType="begin"/>
       </w:r>
       <w:r>
-        <w:instrText xml:space="preserve"> HYPERLINK \l _Toc18 </w:instrText>
+        <w:instrText xml:space="preserve"> HYPERLINK \l _Toc5274 </w:instrText>
       </w:r>
       <w:r>
         <w:fldChar w:fldCharType="separate"/>
@@ -4586,7 +4586,7 @@
         <w:fldChar w:fldCharType="begin"/>
       </w:r>
       <w:r>
-        <w:instrText xml:space="preserve"> PAGEREF _Toc18 \h </w:instrText>
+        <w:instrText xml:space="preserve"> PAGEREF _Toc5274 \h </w:instrText>
       </w:r>
       <w:r>
         <w:fldChar w:fldCharType="separate"/>
@@ -4612,7 +4612,7 @@
         <w:fldChar w:fldCharType="begin"/>
       </w:r>
       <w:r>
-        <w:instrText xml:space="preserve"> HYPERLINK \l _Toc15009 </w:instrText>
+        <w:instrText xml:space="preserve"> HYPERLINK \l _Toc23781 </w:instrText>
       </w:r>
       <w:r>
         <w:fldChar w:fldCharType="separate"/>
@@ -4675,13 +4675,13 @@
         <w:fldChar w:fldCharType="begin"/>
       </w:r>
       <w:r>
-        <w:instrText xml:space="preserve"> PAGEREF _Toc15009 \h </w:instrText>
+        <w:instrText xml:space="preserve"> PAGEREF _Toc23781 \h </w:instrText>
       </w:r>
       <w:r>
         <w:fldChar w:fldCharType="separate"/>
       </w:r>
       <w:r>
-        <w:t>7</w:t>
+        <w:t>6</w:t>
       </w:r>
       <w:r>
         <w:fldChar w:fldCharType="end"/>
@@ -4701,7 +4701,7 @@
         <w:fldChar w:fldCharType="begin"/>
       </w:r>
       <w:r>
-        <w:instrText xml:space="preserve"> HYPERLINK \l _Toc5777 </w:instrText>
+        <w:instrText xml:space="preserve"> HYPERLINK \l _Toc12562 </w:instrText>
       </w:r>
       <w:r>
         <w:fldChar w:fldCharType="separate"/>
@@ -4754,7 +4754,7 @@
         <w:fldChar w:fldCharType="begin"/>
       </w:r>
       <w:r>
-        <w:instrText xml:space="preserve"> PAGEREF _Toc5777 \h </w:instrText>
+        <w:instrText xml:space="preserve"> PAGEREF _Toc12562 \h </w:instrText>
       </w:r>
       <w:r>
         <w:fldChar w:fldCharType="separate"/>
@@ -4780,7 +4780,7 @@
         <w:fldChar w:fldCharType="begin"/>
       </w:r>
       <w:r>
-        <w:instrText xml:space="preserve"> HYPERLINK \l _Toc24569 </w:instrText>
+        <w:instrText xml:space="preserve"> HYPERLINK \l _Toc30449 </w:instrText>
       </w:r>
       <w:r>
         <w:fldChar w:fldCharType="separate"/>
@@ -4843,7 +4843,7 @@
         <w:fldChar w:fldCharType="begin"/>
       </w:r>
       <w:r>
-        <w:instrText xml:space="preserve"> PAGEREF _Toc24569 \h </w:instrText>
+        <w:instrText xml:space="preserve"> PAGEREF _Toc30449 \h </w:instrText>
       </w:r>
       <w:r>
         <w:fldChar w:fldCharType="separate"/>
@@ -4869,7 +4869,7 @@
         <w:fldChar w:fldCharType="begin"/>
       </w:r>
       <w:r>
-        <w:instrText xml:space="preserve"> HYPERLINK \l _Toc14524 </w:instrText>
+        <w:instrText xml:space="preserve"> HYPERLINK \l _Toc19711 </w:instrText>
       </w:r>
       <w:r>
         <w:fldChar w:fldCharType="separate"/>
@@ -4932,7 +4932,7 @@
         <w:fldChar w:fldCharType="begin"/>
       </w:r>
       <w:r>
-        <w:instrText xml:space="preserve"> PAGEREF _Toc14524 \h </w:instrText>
+        <w:instrText xml:space="preserve"> PAGEREF _Toc19711 \h </w:instrText>
       </w:r>
       <w:r>
         <w:fldChar w:fldCharType="separate"/>
@@ -4958,7 +4958,7 @@
         <w:fldChar w:fldCharType="begin"/>
       </w:r>
       <w:r>
-        <w:instrText xml:space="preserve"> HYPERLINK \l _Toc17820 </w:instrText>
+        <w:instrText xml:space="preserve"> HYPERLINK \l _Toc16611 </w:instrText>
       </w:r>
       <w:r>
         <w:fldChar w:fldCharType="separate"/>
@@ -5011,7 +5011,7 @@
         <w:fldChar w:fldCharType="begin"/>
       </w:r>
       <w:r>
-        <w:instrText xml:space="preserve"> PAGEREF _Toc17820 \h </w:instrText>
+        <w:instrText xml:space="preserve"> PAGEREF _Toc16611 \h </w:instrText>
       </w:r>
       <w:r>
         <w:fldChar w:fldCharType="separate"/>
@@ -5037,7 +5037,7 @@
         <w:fldChar w:fldCharType="begin"/>
       </w:r>
       <w:r>
-        <w:instrText xml:space="preserve"> HYPERLINK \l _Toc5653 </w:instrText>
+        <w:instrText xml:space="preserve"> HYPERLINK \l _Toc17109 </w:instrText>
       </w:r>
       <w:r>
         <w:fldChar w:fldCharType="separate"/>
@@ -5090,7 +5090,7 @@
         <w:fldChar w:fldCharType="begin"/>
       </w:r>
       <w:r>
-        <w:instrText xml:space="preserve"> PAGEREF _Toc5653 \h </w:instrText>
+        <w:instrText xml:space="preserve"> PAGEREF _Toc17109 \h </w:instrText>
       </w:r>
       <w:r>
         <w:fldChar w:fldCharType="separate"/>
@@ -5116,7 +5116,7 @@
         <w:fldChar w:fldCharType="begin"/>
       </w:r>
       <w:r>
-        <w:instrText xml:space="preserve"> HYPERLINK \l _Toc7762 </w:instrText>
+        <w:instrText xml:space="preserve"> HYPERLINK \l _Toc1381 </w:instrText>
       </w:r>
       <w:r>
         <w:fldChar w:fldCharType="separate"/>
@@ -5169,92 +5169,13 @@
         <w:fldChar w:fldCharType="begin"/>
       </w:r>
       <w:r>
-        <w:instrText xml:space="preserve"> PAGEREF _Toc7762 \h </w:instrText>
+        <w:instrText xml:space="preserve"> PAGEREF _Toc1381 \h </w:instrText>
       </w:r>
       <w:r>
         <w:fldChar w:fldCharType="separate"/>
       </w:r>
       <w:r>
         <w:t>10</w:t>
-      </w:r>
-      <w:r>
-        <w:fldChar w:fldCharType="end"/>
-      </w:r>
-      <w:r>
-        <w:fldChar w:fldCharType="end"/>
-      </w:r>
-    </w:p>
-    <w:p>
-      <w:pPr>
-        <w:pStyle w:val="17"/>
-        <w:tabs>
-          <w:tab w:val="right" w:leader="dot" w:pos="8306"/>
-        </w:tabs>
-      </w:pPr>
-      <w:r>
-        <w:fldChar w:fldCharType="begin"/>
-      </w:r>
-      <w:r>
-        <w:instrText xml:space="preserve"> HYPERLINK \l _Toc17072 </w:instrText>
-      </w:r>
-      <w:r>
-        <w:fldChar w:fldCharType="separate"/>
-      </w:r>
-      <w:r>
-        <w:rPr>
-          <w:rFonts w:hint="eastAsia"/>
-          <w:lang w:val="en-US" w:eastAsia="zh-CN"/>
-        </w:rPr>
-        <w:t xml:space="preserve">表 </w:t>
-      </w:r>
-      <w:r>
-        <w:rPr>
-          <w:rFonts w:hint="default"/>
-          <w:lang w:val="en-US" w:eastAsia="zh-CN"/>
-        </w:rPr>
-        <w:t>8</w:t>
-      </w:r>
-      <w:r>
-        <w:rPr>
-          <w:rFonts w:hint="eastAsia"/>
-          <w:lang w:val="en-US" w:eastAsia="zh-CN"/>
-        </w:rPr>
-        <w:t>-</w:t>
-      </w:r>
-      <w:r>
-        <w:t xml:space="preserve">1 </w:t>
-      </w:r>
-      <w:r>
-        <w:rPr>
-          <w:rFonts w:hint="default"/>
-          <w:lang w:val="en-US" w:eastAsia="zh-CN"/>
-        </w:rPr>
-        <w:t xml:space="preserve"> </w:t>
-      </w:r>
-      <w:r>
-        <w:t>202</w:t>
-      </w:r>
-      <w:r>
-        <w:rPr>
-          <w:rFonts w:hint="eastAsia"/>
-          <w:lang w:val="en-US" w:eastAsia="zh-CN"/>
-        </w:rPr>
-        <w:t>6年度工作重点</w:t>
-      </w:r>
-      <w:r>
-        <w:tab/>
-      </w:r>
-      <w:r>
-        <w:fldChar w:fldCharType="begin"/>
-      </w:r>
-      <w:r>
-        <w:instrText xml:space="preserve"> PAGEREF _Toc17072 \h </w:instrText>
-      </w:r>
-      <w:r>
-        <w:fldChar w:fldCharType="separate"/>
-      </w:r>
-      <w:r>
-        <w:t>11</w:t>
       </w:r>
       <w:r>
         <w:fldChar w:fldCharType="end"/>
@@ -5413,8 +5334,8 @@
         <w:snapToGrid w:val="0"/>
         <w:textAlignment w:val="baseline"/>
       </w:pPr>
-      <w:bookmarkStart w:id="4" w:name="_Toc1138"/>
-      <w:bookmarkStart w:id="5" w:name="heading_6"/>
+      <w:bookmarkStart w:id="4" w:name="heading_6"/>
+      <w:bookmarkStart w:id="5" w:name="_Toc1138"/>
       <w:r>
         <w:t>招聘完成情况</w:t>
       </w:r>
@@ -5577,7 +5498,7 @@
         </w:rPr>
         <w:fldChar w:fldCharType="end"/>
       </w:r>
-      <w:bookmarkStart w:id="6" w:name="_Toc21501"/>
+      <w:bookmarkStart w:id="6" w:name="_Toc13138"/>
       <w:r>
         <w:rPr>
           <w:rFonts w:hint="default"/>
@@ -5636,6 +5557,12 @@
             <w:insideH w:val="none" w:color="auto" w:sz="0" w:space="0"/>
             <w:insideV w:val="none" w:color="auto" w:sz="0" w:space="0"/>
           </w:tblBorders>
+          <w:tblCellMar>
+            <w:top w:w="0" w:type="dxa"/>
+            <w:left w:w="10" w:type="dxa"/>
+            <w:bottom w:w="0" w:type="dxa"/>
+            <w:right w:w="10" w:type="dxa"/>
+          </w:tblCellMar>
         </w:tblPrEx>
         <w:trPr>
           <w:trHeight w:val="0" w:hRule="atLeast"/>
@@ -7944,8 +7871,8 @@
         <w:snapToGrid w:val="0"/>
         <w:textAlignment w:val="baseline"/>
       </w:pPr>
-      <w:bookmarkStart w:id="7" w:name="_Toc10083"/>
-      <w:bookmarkStart w:id="8" w:name="heading_7"/>
+      <w:bookmarkStart w:id="7" w:name="heading_7"/>
+      <w:bookmarkStart w:id="8" w:name="_Toc10083"/>
       <w:r>
         <w:t>招聘工作成效</w:t>
       </w:r>
@@ -8051,8 +7978,8 @@
         <w:snapToGrid w:val="0"/>
         <w:textAlignment w:val="baseline"/>
       </w:pPr>
-      <w:bookmarkStart w:id="9" w:name="heading_8"/>
-      <w:bookmarkStart w:id="10" w:name="_Toc25919"/>
+      <w:bookmarkStart w:id="9" w:name="_Toc25919"/>
+      <w:bookmarkStart w:id="10" w:name="heading_8"/>
       <w:r>
         <w:t>存在问题与改进措施</w:t>
       </w:r>
@@ -8165,8 +8092,8 @@
         <w:snapToGrid w:val="0"/>
         <w:textAlignment w:val="baseline"/>
       </w:pPr>
-      <w:bookmarkStart w:id="13" w:name="_Toc23853"/>
-      <w:bookmarkStart w:id="14" w:name="heading_10"/>
+      <w:bookmarkStart w:id="13" w:name="heading_10"/>
+      <w:bookmarkStart w:id="14" w:name="_Toc23853"/>
       <w:r>
         <w:t>储备完成情况</w:t>
       </w:r>
@@ -8349,7 +8276,7 @@
         </w:rPr>
         <w:fldChar w:fldCharType="end"/>
       </w:r>
-      <w:bookmarkStart w:id="15" w:name="_Toc18"/>
+      <w:bookmarkStart w:id="15" w:name="_Toc5274"/>
       <w:r>
         <w:rPr>
           <w:rFonts w:hint="default"/>
@@ -9848,8 +9775,8 @@
         <w:snapToGrid w:val="0"/>
         <w:textAlignment w:val="baseline"/>
       </w:pPr>
-      <w:bookmarkStart w:id="18" w:name="heading_12"/>
-      <w:bookmarkStart w:id="19" w:name="_Toc12144"/>
+      <w:bookmarkStart w:id="18" w:name="_Toc12144"/>
+      <w:bookmarkStart w:id="19" w:name="heading_12"/>
       <w:r>
         <w:t>存在问题与改进措施</w:t>
       </w:r>
@@ -10097,7 +10024,7 @@
         </w:rPr>
         <w:fldChar w:fldCharType="end"/>
       </w:r>
-      <w:bookmarkStart w:id="24" w:name="_Toc15009"/>
+      <w:bookmarkStart w:id="24" w:name="_Toc23781"/>
       <w:r>
         <w:rPr>
           <w:rFonts w:hint="default"/>
@@ -14932,7 +14859,7 @@
         </w:rPr>
         <w:fldChar w:fldCharType="end"/>
       </w:r>
-      <w:bookmarkStart w:id="27" w:name="_Toc5777"/>
+      <w:bookmarkStart w:id="27" w:name="_Toc12562"/>
       <w:r>
         <w:rPr>
           <w:rFonts w:hint="default"/>
@@ -14981,14 +14908,6 @@
       </w:tblGrid>
       <w:tr>
         <w:tblPrEx>
-          <w:tblBorders>
-            <w:top w:val="none" w:color="auto" w:sz="0" w:space="0"/>
-            <w:left w:val="none" w:color="auto" w:sz="0" w:space="0"/>
-            <w:bottom w:val="none" w:color="auto" w:sz="0" w:space="0"/>
-            <w:right w:val="none" w:color="auto" w:sz="0" w:space="0"/>
-            <w:insideH w:val="none" w:color="auto" w:sz="0" w:space="0"/>
-            <w:insideV w:val="none" w:color="auto" w:sz="0" w:space="0"/>
-          </w:tblBorders>
           <w:tblCellMar>
             <w:top w:w="0" w:type="dxa"/>
             <w:left w:w="10" w:type="dxa"/>
@@ -16731,7 +16650,7 @@
         </w:rPr>
         <w:fldChar w:fldCharType="end"/>
       </w:r>
-      <w:bookmarkStart w:id="32" w:name="_Toc24569"/>
+      <w:bookmarkStart w:id="32" w:name="_Toc30449"/>
       <w:r>
         <w:rPr>
           <w:rFonts w:hint="default"/>
@@ -18582,7 +18501,7 @@
         </w:rPr>
         <w:fldChar w:fldCharType="end"/>
       </w:r>
-      <w:bookmarkStart w:id="36" w:name="_Toc14524"/>
+      <w:bookmarkStart w:id="36" w:name="_Toc19711"/>
       <w:r>
         <w:rPr>
           <w:rFonts w:hint="default"/>
@@ -19305,7 +19224,6 @@
             <w:insideH w:val="none" w:color="auto" w:sz="0" w:space="0"/>
             <w:insideV w:val="none" w:color="auto" w:sz="0" w:space="0"/>
           </w:tblBorders>
-          <w:shd w:val="clear" w:color="auto" w:fill="FFFFFF"/>
           <w:tblCellMar>
             <w:top w:w="15" w:type="dxa"/>
             <w:left w:w="15" w:type="dxa"/>
@@ -20527,7 +20445,7 @@
         </w:rPr>
         <w:fldChar w:fldCharType="end"/>
       </w:r>
-      <w:bookmarkStart w:id="39" w:name="_Toc17820"/>
+      <w:bookmarkStart w:id="39" w:name="_Toc16611"/>
       <w:r>
         <w:rPr>
           <w:rFonts w:hint="default"/>
@@ -21411,7 +21329,6 @@
             <w:insideH w:val="none" w:color="auto" w:sz="0" w:space="0"/>
             <w:insideV w:val="none" w:color="auto" w:sz="0" w:space="0"/>
           </w:tblBorders>
-          <w:shd w:val="clear" w:color="auto" w:fill="auto"/>
           <w:tblCellMar>
             <w:top w:w="15" w:type="dxa"/>
             <w:left w:w="15" w:type="dxa"/>
@@ -21905,7 +21822,7 @@
         </w:rPr>
         <w:fldChar w:fldCharType="end"/>
       </w:r>
-      <w:bookmarkStart w:id="42" w:name="_Toc5653"/>
+      <w:bookmarkStart w:id="42" w:name="_Toc17109"/>
       <w:r>
         <w:rPr>
           <w:rFonts w:hint="default"/>
@@ -23175,7 +23092,6 @@
             <w:insideH w:val="none" w:color="auto" w:sz="0" w:space="0"/>
             <w:insideV w:val="none" w:color="auto" w:sz="0" w:space="0"/>
           </w:tblBorders>
-          <w:shd w:val="clear" w:color="auto" w:fill="auto"/>
           <w:tblCellMar>
             <w:top w:w="15" w:type="dxa"/>
             <w:left w:w="15" w:type="dxa"/>
@@ -23700,7 +23616,7 @@
         </w:rPr>
         <w:fldChar w:fldCharType="end"/>
       </w:r>
-      <w:bookmarkStart w:id="44" w:name="_Toc7762"/>
+      <w:bookmarkStart w:id="44" w:name="_Toc1381"/>
       <w:r>
         <w:rPr>
           <w:rFonts w:hint="default"/>
@@ -24018,6 +23934,7 @@
             <w:insideH w:val="none" w:color="auto" w:sz="0" w:space="0"/>
             <w:insideV w:val="none" w:color="auto" w:sz="0" w:space="0"/>
           </w:tblBorders>
+          <w:shd w:val="clear" w:color="auto" w:fill="auto"/>
           <w:tblCellMar>
             <w:top w:w="15" w:type="dxa"/>
             <w:left w:w="15" w:type="dxa"/>
@@ -24581,6 +24498,7 @@
             <w:insideH w:val="none" w:color="auto" w:sz="0" w:space="0"/>
             <w:insideV w:val="none" w:color="auto" w:sz="0" w:space="0"/>
           </w:tblBorders>
+          <w:shd w:val="clear" w:color="auto" w:fill="auto"/>
           <w:tblCellMar>
             <w:top w:w="15" w:type="dxa"/>
             <w:left w:w="15" w:type="dxa"/>
@@ -25152,10 +25070,17 @@
       </w:pPr>
       <w:r>
         <w:rPr>
+          <w:rFonts w:hint="eastAsia"/>
+          <w:lang w:val="en-US" w:eastAsia="zh-CN"/>
+        </w:rPr>
+        <w:t>能力</w:t>
+      </w:r>
+      <w:r>
+        <w:rPr>
           <w:rFonts w:hint="default"/>
           <w:lang w:val="en-US" w:eastAsia="zh-CN"/>
         </w:rPr>
-        <w:t>技能评价覆盖率100%，达到目标值</w:t>
+        <w:t>评价覆盖率100%，达到目标值</w:t>
       </w:r>
     </w:p>
     <w:p>
@@ -25258,7 +25183,7 @@
           <w:rFonts w:hint="eastAsia"/>
           <w:lang w:val="en-US" w:eastAsia="zh-CN"/>
         </w:rPr>
-        <w:t>人员招聘、储备、培训、备份指标全都完成，绩效考核及技能评价指标也达到KPI要求。保证了运维工作的平稳进行。但是在人员招聘与储备方面存在的问题，综合部应当在下一年度重点跟踪。</w:t>
+        <w:t>人员招聘、储备、培训、备份指标全都完成，绩效考核及能力评价指标也达到KPI要求。保证了运维工作的平稳进行。但是在人员招聘与储备方面存在的问题，综合部应当在下一年度重点跟踪。</w:t>
       </w:r>
     </w:p>
     <w:p>
@@ -25361,59 +25286,59 @@
           <w:rFonts w:hint="eastAsia"/>
           <w:lang w:val="en-US" w:eastAsia="zh-CN"/>
         </w:rPr>
-        <w:t>技能提升：</w:t>
+        <w:t>技能提升：高等级人员</w:t>
+      </w:r>
+      <w:r>
+        <w:rPr>
+          <w:rFonts w:hint="default"/>
+          <w:lang w:val="en-US" w:eastAsia="zh-CN"/>
+        </w:rPr>
+        <w:t>占比从</w:t>
+      </w:r>
+      <w:r>
+        <w:rPr>
+          <w:rFonts w:hint="eastAsia"/>
+          <w:lang w:val="en-US" w:eastAsia="zh-CN"/>
+        </w:rPr>
+        <w:t>64</w:t>
+      </w:r>
+      <w:r>
+        <w:rPr>
+          <w:rFonts w:hint="default"/>
+          <w:lang w:val="en-US" w:eastAsia="zh-CN"/>
+        </w:rPr>
+        <w:t>%提升至</w:t>
+      </w:r>
+      <w:r>
+        <w:rPr>
+          <w:rFonts w:hint="eastAsia"/>
+          <w:lang w:val="en-US" w:eastAsia="zh-CN"/>
+        </w:rPr>
+        <w:t>78.5</w:t>
+      </w:r>
+      <w:r>
+        <w:rPr>
+          <w:rFonts w:hint="default"/>
+          <w:lang w:val="en-US" w:eastAsia="zh-CN"/>
+        </w:rPr>
+        <w:t>%</w:t>
+      </w:r>
+      <w:r>
+        <w:rPr>
+          <w:rFonts w:hint="eastAsia"/>
+          <w:lang w:val="en-US" w:eastAsia="zh-CN"/>
+        </w:rPr>
+        <w:t>，能力</w:t>
       </w:r>
       <w:bookmarkStart w:id="49" w:name="_GoBack"/>
+      <w:bookmarkEnd w:id="49"/>
       <w:r>
         <w:rPr>
           <w:rFonts w:hint="eastAsia"/>
           <w:lang w:val="en-US" w:eastAsia="zh-CN"/>
         </w:rPr>
-        <w:t>高等级人员</w:t>
-      </w:r>
-      <w:r>
-        <w:rPr>
-          <w:rFonts w:hint="default"/>
-          <w:lang w:val="en-US" w:eastAsia="zh-CN"/>
-        </w:rPr>
-        <w:t>占比从</w:t>
-      </w:r>
-      <w:r>
-        <w:rPr>
-          <w:rFonts w:hint="eastAsia"/>
-          <w:lang w:val="en-US" w:eastAsia="zh-CN"/>
-        </w:rPr>
-        <w:t>64</w:t>
-      </w:r>
-      <w:r>
-        <w:rPr>
-          <w:rFonts w:hint="default"/>
-          <w:lang w:val="en-US" w:eastAsia="zh-CN"/>
-        </w:rPr>
-        <w:t>%提升至</w:t>
-      </w:r>
-      <w:r>
-        <w:rPr>
-          <w:rFonts w:hint="eastAsia"/>
-          <w:lang w:val="en-US" w:eastAsia="zh-CN"/>
-        </w:rPr>
-        <w:t>78.5</w:t>
-      </w:r>
-      <w:r>
-        <w:rPr>
-          <w:rFonts w:hint="default"/>
-          <w:lang w:val="en-US" w:eastAsia="zh-CN"/>
-        </w:rPr>
-        <w:t>%</w:t>
-      </w:r>
-      <w:r>
-        <w:rPr>
-          <w:rFonts w:hint="eastAsia"/>
-          <w:lang w:val="en-US" w:eastAsia="zh-CN"/>
-        </w:rPr>
-        <w:t>，技能结构持续优化</w:t>
-      </w:r>
-      <w:bookmarkEnd w:id="49"/>
+        <w:t>结构持续优化</w:t>
+      </w:r>
     </w:p>
     <w:p>
       <w:pPr>
